--- a/public/templates/financial-claim.docx
+++ b/public/templates/financial-claim.docx
@@ -126,7 +126,7 @@
           <w:szCs w:val="28"/>
           <w:rtl/>
         </w:rPr>
-        <w:t>وزارة التربية والتعليم</w:t>
+        <w:t>وزارة التربية والتعليم وتنمية الموارد البشرية</w:t>
       </w:r>
     </w:p>
     <w:p>
